--- a/docs/38801-e00.docx
+++ b/docs/38801-e00.docx
@@ -11176,7 +11176,7 @@
           <v:shape id="ole_rId6" type="_x0000_tole_rId6" style="width:241.45pt;height:162.35pt" filled="f" o:ole="">
             <v:imagedata r:id="rId7" o:title=""/>
           </v:shape>
-          <o:OLEObject Type="Embed" ProgID="" ShapeID="ole_rId6" DrawAspect="Content" ObjectID="_635571743" r:id="rId6"/>
+          <o:OLEObject Type="Embed" ProgID="" ShapeID="ole_rId6" DrawAspect="Content" ObjectID="_1628275134" r:id="rId6"/>
         </w:object>
       </w:r>
     </w:p>
@@ -11288,7 +11288,7 @@
           <v:shape id="ole_rId8" type="_x0000_tole_rId8" style="width:245.1pt;height:164.2pt" filled="f" o:ole="">
             <v:imagedata r:id="rId9" o:title=""/>
           </v:shape>
-          <o:OLEObject Type="Embed" ProgID="" ShapeID="ole_rId8" DrawAspect="Content" ObjectID="_1507162222" r:id="rId8"/>
+          <o:OLEObject Type="Embed" ProgID="" ShapeID="ole_rId8" DrawAspect="Content" ObjectID="_1107363069" r:id="rId8"/>
         </w:object>
       </w:r>
     </w:p>
@@ -11486,7 +11486,7 @@
           <v:shape id="ole_rId10" type="_x0000_tole_rId10" style="width:245.05pt;height:164.2pt" filled="f" o:ole="">
             <v:imagedata r:id="rId11" o:title=""/>
           </v:shape>
-          <o:OLEObject Type="Embed" ProgID="" ShapeID="ole_rId10" DrawAspect="Content" ObjectID="_1544405380" r:id="rId10"/>
+          <o:OLEObject Type="Embed" ProgID="" ShapeID="ole_rId10" DrawAspect="Content" ObjectID="_1641228224" r:id="rId10"/>
         </w:object>
       </w:r>
     </w:p>
@@ -11630,7 +11630,7 @@
           <v:shape id="ole_rId12" type="_x0000_tole_rId12" style="width:333.55pt;height:195.65pt" filled="f" o:ole="">
             <v:imagedata r:id="rId13" o:title=""/>
           </v:shape>
-          <o:OLEObject Type="Embed" ProgID="" ShapeID="ole_rId12" DrawAspect="Content" ObjectID="_1128155718" r:id="rId12"/>
+          <o:OLEObject Type="Embed" ProgID="" ShapeID="ole_rId12" DrawAspect="Content" ObjectID="_2142946058" r:id="rId12"/>
         </w:object>
       </w:r>
     </w:p>
@@ -13048,7 +13048,7 @@
           <v:shape id="ole_rId14" type="_x0000_tole_rId14" style="width:341.2pt;height:175.75pt" filled="f" o:ole="">
             <v:imagedata r:id="rId15" o:title=""/>
           </v:shape>
-          <o:OLEObject Type="Embed" ProgID="" ShapeID="ole_rId14" DrawAspect="Content" ObjectID="_1515436585" r:id="rId14"/>
+          <o:OLEObject Type="Embed" ProgID="" ShapeID="ole_rId14" DrawAspect="Content" ObjectID="_1459687971" r:id="rId14"/>
         </w:object>
       </w:r>
     </w:p>
@@ -13163,7 +13163,7 @@
           <v:shape id="ole_rId16" type="_x0000_tole_rId16" style="width:254.25pt;height:102pt" filled="f" o:ole="">
             <v:imagedata r:id="rId17" o:title=""/>
           </v:shape>
-          <o:OLEObject Type="Embed" ProgID="" ShapeID="ole_rId16" DrawAspect="Content" ObjectID="_1901476042" r:id="rId16"/>
+          <o:OLEObject Type="Embed" ProgID="" ShapeID="ole_rId16" DrawAspect="Content" ObjectID="_903018025" r:id="rId16"/>
         </w:object>
       </w:r>
     </w:p>
@@ -13236,7 +13236,7 @@
           <v:shape id="ole_rId18" type="_x0000_tole_rId18" style="width:482.05pt;height:90.75pt" filled="f" o:ole="">
             <v:imagedata r:id="rId19" o:title=""/>
           </v:shape>
-          <o:OLEObject Type="Embed" ProgID="" ShapeID="ole_rId18" DrawAspect="Content" ObjectID="_332360460" r:id="rId18"/>
+          <o:OLEObject Type="Embed" ProgID="" ShapeID="ole_rId18" DrawAspect="Content" ObjectID="_2097038709" r:id="rId18"/>
         </w:object>
       </w:r>
     </w:p>
@@ -13316,7 +13316,7 @@
           <v:shape id="ole_rId20" type="_x0000_tole_rId20" style="width:476.05pt;height:89.85pt" filled="f" o:ole="">
             <v:imagedata r:id="rId21" o:title=""/>
           </v:shape>
-          <o:OLEObject Type="Embed" ProgID="" ShapeID="ole_rId20" DrawAspect="Content" ObjectID="_195142912" r:id="rId20"/>
+          <o:OLEObject Type="Embed" ProgID="" ShapeID="ole_rId20" DrawAspect="Content" ObjectID="_709231847" r:id="rId20"/>
         </w:object>
       </w:r>
     </w:p>
@@ -13389,7 +13389,7 @@
           <v:shape id="ole_rId22" type="_x0000_tole_rId22" style="width:254.25pt;height:102pt" filled="f" o:ole="">
             <v:imagedata r:id="rId23" o:title=""/>
           </v:shape>
-          <o:OLEObject Type="Embed" ProgID="" ShapeID="ole_rId22" DrawAspect="Content" ObjectID="_448428122" r:id="rId22"/>
+          <o:OLEObject Type="Embed" ProgID="" ShapeID="ole_rId22" DrawAspect="Content" ObjectID="_275357565" r:id="rId22"/>
         </w:object>
       </w:r>
     </w:p>
@@ -13462,7 +13462,7 @@
           <v:shape id="ole_rId24" type="_x0000_tole_rId24" style="width:482.05pt;height:90.75pt" filled="f" o:ole="">
             <v:imagedata r:id="rId25" o:title=""/>
           </v:shape>
-          <o:OLEObject Type="Embed" ProgID="" ShapeID="ole_rId24" DrawAspect="Content" ObjectID="_1804984901" r:id="rId24"/>
+          <o:OLEObject Type="Embed" ProgID="" ShapeID="ole_rId24" DrawAspect="Content" ObjectID="_1682107254" r:id="rId24"/>
         </w:object>
       </w:r>
     </w:p>
@@ -15574,7 +15574,7 @@
           <v:shape id="ole_rId28" type="_x0000_tole_rId28" style="width:266.15pt;height:112.3pt" filled="f" o:ole="">
             <v:imagedata r:id="rId29" o:title=""/>
           </v:shape>
-          <o:OLEObject Type="Embed" ProgID="" ShapeID="ole_rId28" DrawAspect="Content" ObjectID="_1116880357" r:id="rId28"/>
+          <o:OLEObject Type="Embed" ProgID="" ShapeID="ole_rId28" DrawAspect="Content" ObjectID="_1522830927" r:id="rId28"/>
         </w:object>
       </w:r>
     </w:p>
@@ -15700,7 +15700,7 @@
           <v:shape id="ole_rId30" type="_x0000_tole_rId30" style="width:267pt;height:111.85pt" filled="f" o:ole="">
             <v:imagedata r:id="rId31" o:title=""/>
           </v:shape>
-          <o:OLEObject Type="Embed" ProgID="" ShapeID="ole_rId30" DrawAspect="Content" ObjectID="_1097533037" r:id="rId30"/>
+          <o:OLEObject Type="Embed" ProgID="" ShapeID="ole_rId30" DrawAspect="Content" ObjectID="_359610641" r:id="rId30"/>
         </w:object>
       </w:r>
     </w:p>
@@ -15771,7 +15771,7 @@
           <v:shape id="ole_rId32" type="_x0000_tole_rId32" style="width:267pt;height:111.85pt" filled="f" o:ole="">
             <v:imagedata r:id="rId33" o:title=""/>
           </v:shape>
-          <o:OLEObject Type="Embed" ProgID="" ShapeID="ole_rId32" DrawAspect="Content" ObjectID="_694804462" r:id="rId32"/>
+          <o:OLEObject Type="Embed" ProgID="" ShapeID="ole_rId32" DrawAspect="Content" ObjectID="_73075494" r:id="rId32"/>
         </w:object>
       </w:r>
     </w:p>
@@ -15891,7 +15891,7 @@
           <v:shape id="ole_rId34" type="_x0000_tole_rId34" style="width:267pt;height:111.85pt" filled="f" o:ole="">
             <v:imagedata r:id="rId35" o:title=""/>
           </v:shape>
-          <o:OLEObject Type="Embed" ProgID="" ShapeID="ole_rId34" DrawAspect="Content" ObjectID="_861443739" r:id="rId34"/>
+          <o:OLEObject Type="Embed" ProgID="" ShapeID="ole_rId34" DrawAspect="Content" ObjectID="_1311804911" r:id="rId34"/>
         </w:object>
       </w:r>
     </w:p>
@@ -15962,7 +15962,7 @@
           <v:shape id="ole_rId36" type="_x0000_tole_rId36" style="width:267pt;height:111.85pt" filled="f" o:ole="">
             <v:imagedata r:id="rId37" o:title=""/>
           </v:shape>
-          <o:OLEObject Type="Embed" ProgID="" ShapeID="ole_rId36" DrawAspect="Content" ObjectID="_734079617" r:id="rId36"/>
+          <o:OLEObject Type="Embed" ProgID="" ShapeID="ole_rId36" DrawAspect="Content" ObjectID="_383933497" r:id="rId36"/>
         </w:object>
       </w:r>
     </w:p>
@@ -16128,7 +16128,7 @@
           <v:shape id="ole_rId38" type="_x0000_tole_rId38" style="width:260.25pt;height:127.5pt" filled="f" o:ole="">
             <v:imagedata r:id="rId39" o:title=""/>
           </v:shape>
-          <o:OLEObject Type="Embed" ProgID="" ShapeID="ole_rId38" DrawAspect="Content" ObjectID="_1435573352" r:id="rId38"/>
+          <o:OLEObject Type="Embed" ProgID="" ShapeID="ole_rId38" DrawAspect="Content" ObjectID="_319226018" r:id="rId38"/>
         </w:object>
       </w:r>
     </w:p>
@@ -16294,7 +16294,7 @@
           <v:shape id="ole_rId40" type="_x0000_tole_rId40" style="width:242.25pt;height:128.25pt" filled="f" o:ole="">
             <v:imagedata r:id="rId41" o:title=""/>
           </v:shape>
-          <o:OLEObject Type="Embed" ProgID="" ShapeID="ole_rId40" DrawAspect="Content" ObjectID="_1042021125" r:id="rId40"/>
+          <o:OLEObject Type="Embed" ProgID="" ShapeID="ole_rId40" DrawAspect="Content" ObjectID="_674303094" r:id="rId40"/>
         </w:object>
       </w:r>
     </w:p>
@@ -16380,7 +16380,7 @@
           <v:shape id="ole_rId42" type="_x0000_tole_rId42" style="width:271.5pt;height:127.5pt" filled="f" o:ole="">
             <v:imagedata r:id="rId43" o:title=""/>
           </v:shape>
-          <o:OLEObject Type="Embed" ProgID="" ShapeID="ole_rId42" DrawAspect="Content" ObjectID="_1391189732" r:id="rId42"/>
+          <o:OLEObject Type="Embed" ProgID="" ShapeID="ole_rId42" DrawAspect="Content" ObjectID="_1975279230" r:id="rId42"/>
         </w:object>
       </w:r>
     </w:p>
@@ -16595,7 +16595,7 @@
           <v:shape id="ole_rId44" type="_x0000_tole_rId44" style="width:261pt;height:128.25pt" filled="f" o:ole="">
             <v:imagedata r:id="rId45" o:title=""/>
           </v:shape>
-          <o:OLEObject Type="Embed" ProgID="" ShapeID="ole_rId44" DrawAspect="Content" ObjectID="_1200909613" r:id="rId44"/>
+          <o:OLEObject Type="Embed" ProgID="" ShapeID="ole_rId44" DrawAspect="Content" ObjectID="_676714500" r:id="rId44"/>
         </w:object>
       </w:r>
     </w:p>
@@ -16653,7 +16653,7 @@
           <v:shape id="ole_rId46" type="_x0000_tole_rId46" style="width:261pt;height:128.25pt" filled="f" o:ole="">
             <v:imagedata r:id="rId47" o:title=""/>
           </v:shape>
-          <o:OLEObject Type="Embed" ProgID="" ShapeID="ole_rId46" DrawAspect="Content" ObjectID="_1883474535" r:id="rId46"/>
+          <o:OLEObject Type="Embed" ProgID="" ShapeID="ole_rId46" DrawAspect="Content" ObjectID="_2024252796" r:id="rId46"/>
         </w:object>
       </w:r>
     </w:p>
@@ -16847,7 +16847,7 @@
           <v:shape id="ole_rId48" type="_x0000_tole_rId48" style="width:267pt;height:111.85pt" filled="f" o:ole="">
             <v:imagedata r:id="rId49" o:title=""/>
           </v:shape>
-          <o:OLEObject Type="Embed" ProgID="" ShapeID="ole_rId48" DrawAspect="Content" ObjectID="_523547864" r:id="rId48"/>
+          <o:OLEObject Type="Embed" ProgID="" ShapeID="ole_rId48" DrawAspect="Content" ObjectID="_526847618" r:id="rId48"/>
         </w:object>
       </w:r>
       <w:r>
@@ -16980,7 +16980,7 @@
           <v:shape id="ole_rId50" type="_x0000_tole_rId50" style="width:267pt;height:111.85pt" filled="f" o:ole="">
             <v:imagedata r:id="rId51" o:title=""/>
           </v:shape>
-          <o:OLEObject Type="Embed" ProgID="" ShapeID="ole_rId50" DrawAspect="Content" ObjectID="_1635860552" r:id="rId50"/>
+          <o:OLEObject Type="Embed" ProgID="" ShapeID="ole_rId50" DrawAspect="Content" ObjectID="_43629793" r:id="rId50"/>
         </w:object>
       </w:r>
     </w:p>
@@ -17093,7 +17093,7 @@
           <v:shape id="ole_rId52" type="_x0000_tole_rId52" style="width:267pt;height:111.85pt" filled="f" o:ole="">
             <v:imagedata r:id="rId53" o:title=""/>
           </v:shape>
-          <o:OLEObject Type="Embed" ProgID="" ShapeID="ole_rId52" DrawAspect="Content" ObjectID="_1395259996" r:id="rId52"/>
+          <o:OLEObject Type="Embed" ProgID="" ShapeID="ole_rId52" DrawAspect="Content" ObjectID="_263869992" r:id="rId52"/>
         </w:object>
       </w:r>
       <w:r>
@@ -17191,7 +17191,7 @@
           <v:shape id="ole_rId54" type="_x0000_tole_rId54" style="width:267pt;height:111.85pt" filled="f" o:ole="">
             <v:imagedata r:id="rId55" o:title=""/>
           </v:shape>
-          <o:OLEObject Type="Embed" ProgID="" ShapeID="ole_rId54" DrawAspect="Content" ObjectID="_732584776" r:id="rId54"/>
+          <o:OLEObject Type="Embed" ProgID="" ShapeID="ole_rId54" DrawAspect="Content" ObjectID="_1688187821" r:id="rId54"/>
         </w:object>
       </w:r>
     </w:p>
@@ -17290,7 +17290,7 @@
           <v:shape id="ole_rId56" type="_x0000_tole_rId56" style="width:267pt;height:111.85pt" filled="f" o:ole="">
             <v:imagedata r:id="rId57" o:title=""/>
           </v:shape>
-          <o:OLEObject Type="Embed" ProgID="" ShapeID="ole_rId56" DrawAspect="Content" ObjectID="_599684099" r:id="rId56"/>
+          <o:OLEObject Type="Embed" ProgID="" ShapeID="ole_rId56" DrawAspect="Content" ObjectID="_356119172" r:id="rId56"/>
         </w:object>
       </w:r>
     </w:p>
@@ -17433,7 +17433,7 @@
           <v:shape id="ole_rId58" type="_x0000_tole_rId58" style="width:261pt;height:128.25pt" filled="f" o:ole="">
             <v:imagedata r:id="rId59" o:title=""/>
           </v:shape>
-          <o:OLEObject Type="Embed" ProgID="" ShapeID="ole_rId58" DrawAspect="Content" ObjectID="_1415118687" r:id="rId58"/>
+          <o:OLEObject Type="Embed" ProgID="" ShapeID="ole_rId58" DrawAspect="Content" ObjectID="_1373180995" r:id="rId58"/>
         </w:object>
       </w:r>
     </w:p>
@@ -17974,7 +17974,7 @@
           <v:shape id="ole_rId60" type="_x0000_tole_rId60" style="width:84.75pt;height:170.25pt" filled="f" o:ole="">
             <v:imagedata r:id="rId61" o:title=""/>
           </v:shape>
-          <o:OLEObject Type="Embed" ProgID="" ShapeID="ole_rId60" DrawAspect="Content" ObjectID="_634005708" r:id="rId60"/>
+          <o:OLEObject Type="Embed" ProgID="" ShapeID="ole_rId60" DrawAspect="Content" ObjectID="_877722410" r:id="rId60"/>
         </w:object>
       </w:r>
     </w:p>
@@ -18345,7 +18345,7 @@
           <v:shape id="ole_rId62" type="_x0000_tole_rId62" style="width:84.75pt;height:194.95pt" filled="f" o:ole="">
             <v:imagedata r:id="rId63" o:title=""/>
           </v:shape>
-          <o:OLEObject Type="Embed" ProgID="" ShapeID="ole_rId62" DrawAspect="Content" ObjectID="_630087446" r:id="rId62"/>
+          <o:OLEObject Type="Embed" ProgID="" ShapeID="ole_rId62" DrawAspect="Content" ObjectID="_1578513202" r:id="rId62"/>
         </w:object>
       </w:r>
     </w:p>
@@ -19830,7 +19830,7 @@
           <v:shape id="ole_rId64" type="_x0000_tole_rId64" style="width:76.5pt;height:153.7pt" filled="f" o:ole="">
             <v:imagedata r:id="rId65" o:title=""/>
           </v:shape>
-          <o:OLEObject Type="Embed" ProgID="" ShapeID="ole_rId64" DrawAspect="Content" ObjectID="_1234922706" r:id="rId64"/>
+          <o:OLEObject Type="Embed" ProgID="" ShapeID="ole_rId64" DrawAspect="Content" ObjectID="_1196792863" r:id="rId64"/>
         </w:object>
       </w:r>
     </w:p>
@@ -19997,7 +19997,7 @@
           <v:shape id="ole_rId66" type="_x0000_tole_rId66" style="width:71pt;height:162.95pt" filled="f" o:ole="">
             <v:imagedata r:id="rId67" o:title=""/>
           </v:shape>
-          <o:OLEObject Type="Embed" ProgID="" ShapeID="ole_rId66" DrawAspect="Content" ObjectID="_1162370126" r:id="rId66"/>
+          <o:OLEObject Type="Embed" ProgID="" ShapeID="ole_rId66" DrawAspect="Content" ObjectID="_1371759652" r:id="rId66"/>
         </w:object>
       </w:r>
     </w:p>
@@ -21030,7 +21030,7 @@
           <v:shape id="ole_rId68" type="_x0000_tole_rId68" style="width:481.55pt;height:165.5pt" filled="f" o:ole="">
             <v:imagedata r:id="rId69" o:title=""/>
           </v:shape>
-          <o:OLEObject Type="Embed" ProgID="" ShapeID="ole_rId68" DrawAspect="Content" ObjectID="_40394918" r:id="rId68"/>
+          <o:OLEObject Type="Embed" ProgID="" ShapeID="ole_rId68" DrawAspect="Content" ObjectID="_1319569888" r:id="rId68"/>
         </w:object>
       </w:r>
     </w:p>
@@ -21117,7 +21117,7 @@
           <v:shape id="ole_rId70" type="_x0000_tole_rId70" style="width:481.55pt;height:165.5pt" filled="f" o:ole="">
             <v:imagedata r:id="rId71" o:title=""/>
           </v:shape>
-          <o:OLEObject Type="Embed" ProgID="" ShapeID="ole_rId70" DrawAspect="Content" ObjectID="_32309079" r:id="rId70"/>
+          <o:OLEObject Type="Embed" ProgID="" ShapeID="ole_rId70" DrawAspect="Content" ObjectID="_2025163452" r:id="rId70"/>
         </w:object>
       </w:r>
     </w:p>
@@ -21190,7 +21190,7 @@
           <v:shape id="ole_rId72" type="_x0000_tole_rId72" style="width:481.55pt;height:165.5pt" filled="f" o:ole="">
             <v:imagedata r:id="rId73" o:title=""/>
           </v:shape>
-          <o:OLEObject Type="Embed" ProgID="" ShapeID="ole_rId72" DrawAspect="Content" ObjectID="_1648795253" r:id="rId72"/>
+          <o:OLEObject Type="Embed" ProgID="" ShapeID="ole_rId72" DrawAspect="Content" ObjectID="_247294362" r:id="rId72"/>
         </w:object>
       </w:r>
     </w:p>
@@ -21263,7 +21263,7 @@
           <v:shape id="ole_rId74" type="_x0000_tole_rId74" style="width:481.55pt;height:165.5pt" filled="f" o:ole="">
             <v:imagedata r:id="rId75" o:title=""/>
           </v:shape>
-          <o:OLEObject Type="Embed" ProgID="" ShapeID="ole_rId74" DrawAspect="Content" ObjectID="_687248571" r:id="rId74"/>
+          <o:OLEObject Type="Embed" ProgID="" ShapeID="ole_rId74" DrawAspect="Content" ObjectID="_20252564" r:id="rId74"/>
         </w:object>
       </w:r>
     </w:p>
@@ -21336,7 +21336,7 @@
           <v:shape id="ole_rId76" type="_x0000_tole_rId76" style="width:481.55pt;height:165.5pt" filled="f" o:ole="">
             <v:imagedata r:id="rId77" o:title=""/>
           </v:shape>
-          <o:OLEObject Type="Embed" ProgID="" ShapeID="ole_rId76" DrawAspect="Content" ObjectID="_1406832151" r:id="rId76"/>
+          <o:OLEObject Type="Embed" ProgID="" ShapeID="ole_rId76" DrawAspect="Content" ObjectID="_348454443" r:id="rId76"/>
         </w:object>
       </w:r>
     </w:p>
@@ -21535,7 +21535,7 @@
           <v:shape id="ole_rId78" type="_x0000_tole_rId78" style="width:481.65pt;height:341.45pt" filled="f" o:ole="">
             <v:imagedata r:id="rId79" o:title=""/>
           </v:shape>
-          <o:OLEObject Type="Embed" ProgID="" ShapeID="ole_rId78" DrawAspect="Content" ObjectID="_706530733" r:id="rId78"/>
+          <o:OLEObject Type="Embed" ProgID="" ShapeID="ole_rId78" DrawAspect="Content" ObjectID="_1962772862" r:id="rId78"/>
         </w:object>
       </w:r>
     </w:p>
@@ -21681,7 +21681,7 @@
           <v:shape id="ole_rId80" type="_x0000_tole_rId80" style="width:481.4pt;height:340.25pt" filled="f" o:ole="">
             <v:imagedata r:id="rId81" o:title=""/>
           </v:shape>
-          <o:OLEObject Type="Embed" ProgID="" ShapeID="ole_rId80" DrawAspect="Content" ObjectID="_1684509046" r:id="rId80"/>
+          <o:OLEObject Type="Embed" ProgID="" ShapeID="ole_rId80" DrawAspect="Content" ObjectID="_408270326" r:id="rId80"/>
         </w:object>
       </w:r>
     </w:p>
@@ -21935,7 +21935,7 @@
           <v:shape id="ole_rId82" type="_x0000_tole_rId82" style="width:482.5pt;height:137.7pt" filled="f" o:ole="">
             <v:imagedata r:id="rId83" o:title=""/>
           </v:shape>
-          <o:OLEObject Type="Embed" ProgID="" ShapeID="ole_rId82" DrawAspect="Content" ObjectID="_874706844" r:id="rId82"/>
+          <o:OLEObject Type="Embed" ProgID="" ShapeID="ole_rId82" DrawAspect="Content" ObjectID="_146667536" r:id="rId82"/>
         </w:object>
       </w:r>
     </w:p>
@@ -22244,7 +22244,7 @@
           <v:shape id="ole_rId84" type="_x0000_tole_rId84" style="width:485.9pt;height:156.3pt" filled="f" o:ole="">
             <v:imagedata r:id="rId85" o:title=""/>
           </v:shape>
-          <o:OLEObject Type="Embed" ProgID="" ShapeID="ole_rId84" DrawAspect="Content" ObjectID="_2078211949" r:id="rId84"/>
+          <o:OLEObject Type="Embed" ProgID="" ShapeID="ole_rId84" DrawAspect="Content" ObjectID="_1096010270" r:id="rId84"/>
         </w:object>
       </w:r>
     </w:p>
@@ -23538,7 +23538,7 @@
           <v:shape id="ole_rId86" type="_x0000_tole_rId86" style="width:450.75pt;height:291.6pt" filled="f" o:ole="">
             <v:imagedata r:id="rId87" o:title=""/>
           </v:shape>
-          <o:OLEObject Type="Embed" ProgID="" ShapeID="ole_rId86" DrawAspect="Content" ObjectID="_1031781323" r:id="rId86"/>
+          <o:OLEObject Type="Embed" ProgID="" ShapeID="ole_rId86" DrawAspect="Content" ObjectID="_656455496" r:id="rId86"/>
         </w:object>
       </w:r>
     </w:p>
@@ -23974,7 +23974,7 @@
           <v:shape id="ole_rId88" type="_x0000_tole_rId88" style="width:486.2pt;height:271.55pt" filled="f" o:ole="">
             <v:imagedata r:id="rId89" o:title=""/>
           </v:shape>
-          <o:OLEObject Type="Embed" ProgID="" ShapeID="ole_rId88" DrawAspect="Content" ObjectID="_921912932" r:id="rId88"/>
+          <o:OLEObject Type="Embed" ProgID="" ShapeID="ole_rId88" DrawAspect="Content" ObjectID="_1007671543" r:id="rId88"/>
         </w:object>
       </w:r>
     </w:p>
@@ -24127,7 +24127,7 @@
           <v:shape id="ole_rId90" type="_x0000_tole_rId90" style="width:486.2pt;height:271.55pt" filled="f" o:ole="">
             <v:imagedata r:id="rId91" o:title=""/>
           </v:shape>
-          <o:OLEObject Type="Embed" ProgID="" ShapeID="ole_rId90" DrawAspect="Content" ObjectID="_1516304966" r:id="rId90"/>
+          <o:OLEObject Type="Embed" ProgID="" ShapeID="ole_rId90" DrawAspect="Content" ObjectID="_1396959397" r:id="rId90"/>
         </w:object>
       </w:r>
     </w:p>
@@ -24786,7 +24786,7 @@
           <v:shape id="ole_rId92" type="_x0000_tole_rId92" style="width:229.55pt;height:257.85pt" filled="f" o:ole="">
             <v:imagedata r:id="rId93" o:title=""/>
           </v:shape>
-          <o:OLEObject Type="Embed" ProgID="" ShapeID="ole_rId92" DrawAspect="Content" ObjectID="_1019162845" r:id="rId92"/>
+          <o:OLEObject Type="Embed" ProgID="" ShapeID="ole_rId92" DrawAspect="Content" ObjectID="_1770463379" r:id="rId92"/>
         </w:object>
       </w:r>
     </w:p>
@@ -24858,7 +24858,7 @@
           <v:shape id="ole_rId94" type="_x0000_tole_rId94" style="width:229.55pt;height:121.8pt" filled="f" o:ole="">
             <v:imagedata r:id="rId95" o:title=""/>
           </v:shape>
-          <o:OLEObject Type="Embed" ProgID="" ShapeID="ole_rId94" DrawAspect="Content" ObjectID="_1253064076" r:id="rId94"/>
+          <o:OLEObject Type="Embed" ProgID="" ShapeID="ole_rId94" DrawAspect="Content" ObjectID="_456310524" r:id="rId94"/>
         </w:object>
       </w:r>
     </w:p>
@@ -25120,7 +25120,7 @@
           <v:shape id="ole_rId96" type="_x0000_tole_rId96" style="width:481.8pt;height:134.3pt" filled="f" o:ole="">
             <v:imagedata r:id="rId97" o:title=""/>
           </v:shape>
-          <o:OLEObject Type="Embed" ProgID="" ShapeID="ole_rId96" DrawAspect="Content" ObjectID="_1811042379" r:id="rId96"/>
+          <o:OLEObject Type="Embed" ProgID="" ShapeID="ole_rId96" DrawAspect="Content" ObjectID="_992735403" r:id="rId96"/>
         </w:object>
       </w:r>
     </w:p>
@@ -25946,7 +25946,7 @@
           <v:shape id="ole_rId98" type="_x0000_tole_rId98" style="width:306.4pt;height:166.1pt" filled="f" o:ole="">
             <v:imagedata r:id="rId99" o:title=""/>
           </v:shape>
-          <o:OLEObject Type="Embed" ProgID="" ShapeID="ole_rId98" DrawAspect="Content" ObjectID="_1770456236" r:id="rId98"/>
+          <o:OLEObject Type="Embed" ProgID="" ShapeID="ole_rId98" DrawAspect="Content" ObjectID="_797713998" r:id="rId98"/>
         </w:object>
       </w:r>
     </w:p>
@@ -26044,7 +26044,7 @@
           <v:shape id="ole_rId100" type="_x0000_tole_rId100" style="width:200.25pt;height:160.55pt" filled="f" o:ole="">
             <v:imagedata r:id="rId101" o:title=""/>
           </v:shape>
-          <o:OLEObject Type="Embed" ProgID="" ShapeID="ole_rId100" DrawAspect="Content" ObjectID="_750038249" r:id="rId100"/>
+          <o:OLEObject Type="Embed" ProgID="" ShapeID="ole_rId100" DrawAspect="Content" ObjectID="_362443903" r:id="rId100"/>
         </w:object>
       </w:r>
     </w:p>
@@ -26121,7 +26121,7 @@
           <v:shape id="ole_rId102" type="_x0000_tole_rId102" style="width:200.25pt;height:160.55pt" filled="f" o:ole="">
             <v:imagedata r:id="rId103" o:title=""/>
           </v:shape>
-          <o:OLEObject Type="Embed" ProgID="" ShapeID="ole_rId102" DrawAspect="Content" ObjectID="_1297170372" r:id="rId102"/>
+          <o:OLEObject Type="Embed" ProgID="" ShapeID="ole_rId102" DrawAspect="Content" ObjectID="_664982527" r:id="rId102"/>
         </w:object>
       </w:r>
     </w:p>
@@ -27293,7 +27293,7 @@
           <v:shape id="ole_rId104" type="_x0000_tole_rId104" style="width:348.45pt;height:121.45pt" filled="f" o:ole="">
             <v:imagedata r:id="rId105" o:title=""/>
           </v:shape>
-          <o:OLEObject Type="Embed" ProgID="" ShapeID="ole_rId104" DrawAspect="Content" ObjectID="_1513043450" r:id="rId104"/>
+          <o:OLEObject Type="Embed" ProgID="" ShapeID="ole_rId104" DrawAspect="Content" ObjectID="_728197279" r:id="rId104"/>
         </w:object>
       </w:r>
       <w:r>
@@ -27436,7 +27436,7 @@
           <v:shape id="ole_rId106" type="_x0000_tole_rId106" style="width:309.15pt;height:167.7pt" filled="f" o:ole="">
             <v:imagedata r:id="rId107" o:title=""/>
           </v:shape>
-          <o:OLEObject Type="Embed" ProgID="" ShapeID="ole_rId106" DrawAspect="Content" ObjectID="_1177571629" r:id="rId106"/>
+          <o:OLEObject Type="Embed" ProgID="" ShapeID="ole_rId106" DrawAspect="Content" ObjectID="_2131848673" r:id="rId106"/>
         </w:object>
       </w:r>
     </w:p>
@@ -28198,7 +28198,7 @@
           <v:shape id="ole_rId108" type="_x0000_tole_rId108" style="width:325.35pt;height:175.35pt" filled="f" o:ole="">
             <v:imagedata r:id="rId109" o:title=""/>
           </v:shape>
-          <o:OLEObject Type="Embed" ProgID="" ShapeID="ole_rId108" DrawAspect="Content" ObjectID="_5621168" r:id="rId108"/>
+          <o:OLEObject Type="Embed" ProgID="" ShapeID="ole_rId108" DrawAspect="Content" ObjectID="_704988994" r:id="rId108"/>
         </w:object>
       </w:r>
     </w:p>
@@ -28296,7 +28296,7 @@
           <v:shape id="ole_rId110" type="_x0000_tole_rId110" style="width:199.1pt;height:159.75pt" filled="f" o:ole="">
             <v:imagedata r:id="rId111" o:title=""/>
           </v:shape>
-          <o:OLEObject Type="Embed" ProgID="" ShapeID="ole_rId110" DrawAspect="Content" ObjectID="_1365325699" r:id="rId110"/>
+          <o:OLEObject Type="Embed" ProgID="" ShapeID="ole_rId110" DrawAspect="Content" ObjectID="_796826088" r:id="rId110"/>
         </w:object>
       </w:r>
     </w:p>
@@ -28384,7 +28384,7 @@
           <v:shape id="ole_rId112" type="_x0000_tole_rId112" style="width:199.1pt;height:159.75pt" filled="f" o:ole="">
             <v:imagedata r:id="rId113" o:title=""/>
           </v:shape>
-          <o:OLEObject Type="Embed" ProgID="" ShapeID="ole_rId112" DrawAspect="Content" ObjectID="_1103257764" r:id="rId112"/>
+          <o:OLEObject Type="Embed" ProgID="" ShapeID="ole_rId112" DrawAspect="Content" ObjectID="_839090527" r:id="rId112"/>
         </w:object>
       </w:r>
     </w:p>
@@ -28677,7 +28677,7 @@
           <v:shape id="ole_rId114" type="_x0000_tole_rId114" style="width:319.85pt;height:173.55pt" filled="f" o:ole="">
             <v:imagedata r:id="rId115" o:title=""/>
           </v:shape>
-          <o:OLEObject Type="Embed" ProgID="" ShapeID="ole_rId114" DrawAspect="Content" ObjectID="_973822972" r:id="rId114"/>
+          <o:OLEObject Type="Embed" ProgID="" ShapeID="ole_rId114" DrawAspect="Content" ObjectID="_426919208" r:id="rId114"/>
         </w:object>
       </w:r>
     </w:p>
@@ -28773,7 +28773,7 @@
           <v:shape id="ole_rId116" type="_x0000_tole_rId116" style="width:199.1pt;height:159.75pt" filled="f" o:ole="">
             <v:imagedata r:id="rId117" o:title=""/>
           </v:shape>
-          <o:OLEObject Type="Embed" ProgID="" ShapeID="ole_rId116" DrawAspect="Content" ObjectID="_393384599" r:id="rId116"/>
+          <o:OLEObject Type="Embed" ProgID="" ShapeID="ole_rId116" DrawAspect="Content" ObjectID="_697830310" r:id="rId116"/>
         </w:object>
       </w:r>
     </w:p>
@@ -28867,7 +28867,7 @@
           <v:shape id="ole_rId118" type="_x0000_tole_rId118" style="width:199.1pt;height:159.75pt" filled="f" o:ole="">
             <v:imagedata r:id="rId119" o:title=""/>
           </v:shape>
-          <o:OLEObject Type="Embed" ProgID="" ShapeID="ole_rId118" DrawAspect="Content" ObjectID="_1864548068" r:id="rId118"/>
+          <o:OLEObject Type="Embed" ProgID="" ShapeID="ole_rId118" DrawAspect="Content" ObjectID="_2115748761" r:id="rId118"/>
         </w:object>
       </w:r>
     </w:p>
@@ -29119,7 +29119,7 @@
           <v:shape id="ole_rId120" type="_x0000_tole_rId120" style="width:253.5pt;height:100.5pt" filled="f" o:ole="">
             <v:imagedata r:id="rId121" o:title=""/>
           </v:shape>
-          <o:OLEObject Type="Embed" ProgID="" ShapeID="ole_rId120" DrawAspect="Content" ObjectID="_684167562" r:id="rId120"/>
+          <o:OLEObject Type="Embed" ProgID="" ShapeID="ole_rId120" DrawAspect="Content" ObjectID="_1266267087" r:id="rId120"/>
         </w:object>
       </w:r>
     </w:p>
@@ -29197,7 +29197,7 @@
           <v:shape id="ole_rId122" type="_x0000_tole_rId122" style="width:306.65pt;height:167pt" filled="f" o:ole="">
             <v:imagedata r:id="rId123" o:title=""/>
           </v:shape>
-          <o:OLEObject Type="Embed" ProgID="" ShapeID="ole_rId122" DrawAspect="Content" ObjectID="_371600123" r:id="rId122"/>
+          <o:OLEObject Type="Embed" ProgID="" ShapeID="ole_rId122" DrawAspect="Content" ObjectID="_2101059547" r:id="rId122"/>
         </w:object>
       </w:r>
     </w:p>
@@ -29616,7 +29616,7 @@
           <v:shape id="ole_rId124" type="_x0000_tole_rId124" style="width:295.6pt;height:238.4pt" filled="f" o:ole="">
             <v:imagedata r:id="rId125" o:title=""/>
           </v:shape>
-          <o:OLEObject Type="Embed" ProgID="" ShapeID="ole_rId124" DrawAspect="Content" ObjectID="_2037560213" r:id="rId124"/>
+          <o:OLEObject Type="Embed" ProgID="" ShapeID="ole_rId124" DrawAspect="Content" ObjectID="_1341595443" r:id="rId124"/>
         </w:object>
       </w:r>
     </w:p>
@@ -29821,7 +29821,7 @@
           <v:shape id="ole_rId126" type="_x0000_tole_rId126" style="width:491.55pt;height:297.4pt" filled="f" o:ole="">
             <v:imagedata r:id="rId127" o:title=""/>
           </v:shape>
-          <o:OLEObject Type="Embed" ProgID="" ShapeID="ole_rId126" DrawAspect="Content" ObjectID="_240158413" r:id="rId126"/>
+          <o:OLEObject Type="Embed" ProgID="" ShapeID="ole_rId126" DrawAspect="Content" ObjectID="_178810745" r:id="rId126"/>
         </w:object>
       </w:r>
     </w:p>
@@ -30097,7 +30097,7 @@
           <v:shape id="ole_rId128" type="_x0000_tole_rId128" style="width:295.6pt;height:238.4pt" filled="f" o:ole="">
             <v:imagedata r:id="rId129" o:title=""/>
           </v:shape>
-          <o:OLEObject Type="Embed" ProgID="" ShapeID="ole_rId128" DrawAspect="Content" ObjectID="_858824083" r:id="rId128"/>
+          <o:OLEObject Type="Embed" ProgID="" ShapeID="ole_rId128" DrawAspect="Content" ObjectID="_1568125900" r:id="rId128"/>
         </w:object>
       </w:r>
     </w:p>
@@ -30505,7 +30505,7 @@
           <v:shape id="ole_rId130" type="_x0000_tole_rId130" style="width:144.75pt;height:144.75pt" filled="f" o:ole="">
             <v:imagedata r:id="rId131" o:title=""/>
           </v:shape>
-          <o:OLEObject Type="Embed" ProgID="" ShapeID="ole_rId130" DrawAspect="Content" ObjectID="_1714583991" r:id="rId130"/>
+          <o:OLEObject Type="Embed" ProgID="" ShapeID="ole_rId130" DrawAspect="Content" ObjectID="_1753753416" r:id="rId130"/>
         </w:object>
       </w:r>
     </w:p>
@@ -30635,7 +30635,7 @@
           <v:shape id="ole_rId132" type="_x0000_tole_rId132" style="width:325pt;height:210.85pt" filled="f" o:ole="">
             <v:imagedata r:id="rId133" o:title=""/>
           </v:shape>
-          <o:OLEObject Type="Embed" ProgID="" ShapeID="ole_rId132" DrawAspect="Content" ObjectID="_1396860390" r:id="rId132"/>
+          <o:OLEObject Type="Embed" ProgID="" ShapeID="ole_rId132" DrawAspect="Content" ObjectID="_1923842609" r:id="rId132"/>
         </w:object>
       </w:r>
     </w:p>
@@ -30824,7 +30824,7 @@
           <v:shape id="ole_rId134" type="_x0000_tole_rId134" style="width:365.6pt;height:107.8pt" filled="f" o:ole="">
             <v:imagedata r:id="rId135" o:title=""/>
           </v:shape>
-          <o:OLEObject Type="Embed" ProgID="" ShapeID="ole_rId134" DrawAspect="Content" ObjectID="_1149051745" r:id="rId134"/>
+          <o:OLEObject Type="Embed" ProgID="" ShapeID="ole_rId134" DrawAspect="Content" ObjectID="_108666205" r:id="rId134"/>
         </w:object>
       </w:r>
     </w:p>
@@ -31048,7 +31048,7 @@
           <v:shape id="ole_rId136" type="_x0000_tole_rId136" style="width:376pt;height:222.05pt" filled="f" o:ole="">
             <v:imagedata r:id="rId137" o:title=""/>
           </v:shape>
-          <o:OLEObject Type="Embed" ProgID="" ShapeID="ole_rId136" DrawAspect="Content" ObjectID="_225545292" r:id="rId136"/>
+          <o:OLEObject Type="Embed" ProgID="" ShapeID="ole_rId136" DrawAspect="Content" ObjectID="_121179333" r:id="rId136"/>
         </w:object>
       </w:r>
       <w:r>
@@ -31306,7 +31306,7 @@
           <v:shape id="ole_rId138" type="_x0000_tole_rId138" style="width:376pt;height:222.05pt" filled="f" o:ole="">
             <v:imagedata r:id="rId139" o:title=""/>
           </v:shape>
-          <o:OLEObject Type="Embed" ProgID="" ShapeID="ole_rId138" DrawAspect="Content" ObjectID="_1659626426" r:id="rId138"/>
+          <o:OLEObject Type="Embed" ProgID="" ShapeID="ole_rId138" DrawAspect="Content" ObjectID="_967951595" r:id="rId138"/>
         </w:object>
       </w:r>
     </w:p>
@@ -31595,7 +31595,7 @@
           <v:shape id="ole_rId140" type="_x0000_tole_rId140" style="width:376pt;height:222.05pt" filled="f" o:ole="">
             <v:imagedata r:id="rId141" o:title=""/>
           </v:shape>
-          <o:OLEObject Type="Embed" ProgID="" ShapeID="ole_rId140" DrawAspect="Content" ObjectID="_1961314291" r:id="rId140"/>
+          <o:OLEObject Type="Embed" ProgID="" ShapeID="ole_rId140" DrawAspect="Content" ObjectID="_1186553876" r:id="rId140"/>
         </w:object>
       </w:r>
     </w:p>
@@ -31823,7 +31823,7 @@
           <v:shape id="ole_rId142" type="_x0000_tole_rId142" style="width:241.8pt;height:197.15pt" filled="f" o:ole="">
             <v:imagedata r:id="rId143" o:title=""/>
           </v:shape>
-          <o:OLEObject Type="Embed" ProgID="" ShapeID="ole_rId142" DrawAspect="Content" ObjectID="_1234611735" r:id="rId142"/>
+          <o:OLEObject Type="Embed" ProgID="" ShapeID="ole_rId142" DrawAspect="Content" ObjectID="_1678936044" r:id="rId142"/>
         </w:object>
       </w:r>
     </w:p>
@@ -32240,7 +32240,7 @@
           <v:shape id="ole_rId144" type="_x0000_tole_rId144" style="width:481.45pt;height:145.35pt" filled="f" o:ole="">
             <v:imagedata r:id="rId145" o:title=""/>
           </v:shape>
-          <o:OLEObject Type="Embed" ProgID="" ShapeID="ole_rId144" DrawAspect="Content" ObjectID="_1047519367" r:id="rId144"/>
+          <o:OLEObject Type="Embed" ProgID="" ShapeID="ole_rId144" DrawAspect="Content" ObjectID="_678973882" r:id="rId144"/>
         </w:object>
       </w:r>
     </w:p>
@@ -40751,7 +40751,7 @@
           <v:shape id="ole_rId146" type="_x0000_tole_rId146" style="width:146.25pt;height:243.8pt" filled="f" o:ole="">
             <v:imagedata r:id="rId147" o:title=""/>
           </v:shape>
-          <o:OLEObject Type="Embed" ProgID="" ShapeID="ole_rId146" DrawAspect="Content" ObjectID="_499312420" r:id="rId146"/>
+          <o:OLEObject Type="Embed" ProgID="" ShapeID="ole_rId146" DrawAspect="Content" ObjectID="_1832584971" r:id="rId146"/>
         </w:object>
       </w:r>
     </w:p>
@@ -41053,7 +41053,7 @@
           <v:shape id="ole_rId148" type="_x0000_tole_rId148" style="width:239.25pt;height:243.55pt" filled="f" o:ole="">
             <v:imagedata r:id="rId149" o:title=""/>
           </v:shape>
-          <o:OLEObject Type="Embed" ProgID="" ShapeID="ole_rId148" DrawAspect="Content" ObjectID="_799332903" r:id="rId148"/>
+          <o:OLEObject Type="Embed" ProgID="" ShapeID="ole_rId148" DrawAspect="Content" ObjectID="_101127545" r:id="rId148"/>
         </w:object>
       </w:r>
     </w:p>
@@ -42667,7 +42667,7 @@
           <v:shape id="ole_rId150" type="_x0000_tole_rId150" style="width:229.3pt;height:160.65pt" filled="f" o:ole="">
             <v:imagedata r:id="rId151" o:title=""/>
           </v:shape>
-          <o:OLEObject Type="Embed" ProgID="" ShapeID="ole_rId150" DrawAspect="Content" ObjectID="_1837649360" r:id="rId150"/>
+          <o:OLEObject Type="Embed" ProgID="" ShapeID="ole_rId150" DrawAspect="Content" ObjectID="_579210816" r:id="rId150"/>
         </w:object>
       </w:r>
     </w:p>
@@ -46592,7 +46592,7 @@
           <v:shape id="ole_rId154" type="_x0000_tole_rId154" style="width:169.05pt;height:127.45pt" filled="f" o:ole="">
             <v:imagedata r:id="rId155" o:title=""/>
           </v:shape>
-          <o:OLEObject Type="Embed" ProgID="" ShapeID="ole_rId154" DrawAspect="Content" ObjectID="_534099385" r:id="rId154"/>
+          <o:OLEObject Type="Embed" ProgID="" ShapeID="ole_rId154" DrawAspect="Content" ObjectID="_829402629" r:id="rId154"/>
         </w:object>
       </w:r>
     </w:p>
@@ -46640,7 +46640,7 @@
           <v:shape id="ole_rId156" type="_x0000_tole_rId156" style="width:178.4pt;height:134.5pt" filled="f" o:ole="">
             <v:imagedata r:id="rId157" o:title=""/>
           </v:shape>
-          <o:OLEObject Type="Embed" ProgID="" ShapeID="ole_rId156" DrawAspect="Content" ObjectID="_14233307" r:id="rId156"/>
+          <o:OLEObject Type="Embed" ProgID="" ShapeID="ole_rId156" DrawAspect="Content" ObjectID="_1641942856" r:id="rId156"/>
         </w:object>
       </w:r>
     </w:p>
@@ -50278,7 +50278,7 @@
           <v:shape id="ole_rId158" type="_x0000_tole_rId158" style="width:84.75pt;height:194.95pt" filled="f" o:ole="">
             <v:imagedata r:id="rId159" o:title=""/>
           </v:shape>
-          <o:OLEObject Type="Embed" ProgID="" ShapeID="ole_rId158" DrawAspect="Content" ObjectID="_1417436277" r:id="rId158"/>
+          <o:OLEObject Type="Embed" ProgID="" ShapeID="ole_rId158" DrawAspect="Content" ObjectID="_428847820" r:id="rId158"/>
         </w:object>
       </w:r>
     </w:p>
@@ -51565,7 +51565,7 @@
           <v:shape id="ole_rId161" type="_x0000_tole_rId161" style="width:84.75pt;height:171pt" filled="f" o:ole="">
             <v:imagedata r:id="rId162" o:title=""/>
           </v:shape>
-          <o:OLEObject Type="Embed" ProgID="" ShapeID="ole_rId161" DrawAspect="Content" ObjectID="_1194553673" r:id="rId161"/>
+          <o:OLEObject Type="Embed" ProgID="" ShapeID="ole_rId161" DrawAspect="Content" ObjectID="_39417842" r:id="rId161"/>
         </w:object>
       </w:r>
     </w:p>
@@ -52999,7 +52999,7 @@
           <v:shape id="ole_rId164" type="_x0000_tole_rId164" style="width:85.5pt;height:194pt" filled="f" o:ole="">
             <v:imagedata r:id="rId165" o:title=""/>
           </v:shape>
-          <o:OLEObject Type="Embed" ProgID="" ShapeID="ole_rId164" DrawAspect="Content" ObjectID="_390396235" r:id="rId164"/>
+          <o:OLEObject Type="Embed" ProgID="" ShapeID="ole_rId164" DrawAspect="Content" ObjectID="_741245313" r:id="rId164"/>
         </w:object>
       </w:r>
     </w:p>
@@ -53828,7 +53828,7 @@
           <v:shape id="ole_rId167" type="_x0000_tole_rId167" style="width:84.75pt;height:195pt" filled="f" o:ole="">
             <v:imagedata r:id="rId168" o:title=""/>
           </v:shape>
-          <o:OLEObject Type="Embed" ProgID="" ShapeID="ole_rId167" DrawAspect="Content" ObjectID="_1120744331" r:id="rId167"/>
+          <o:OLEObject Type="Embed" ProgID="" ShapeID="ole_rId167" DrawAspect="Content" ObjectID="_724642057" r:id="rId167"/>
         </w:object>
       </w:r>
     </w:p>
